--- a/chapters/paper-organization/multiple-outcomes.docx
+++ b/chapters/paper-organization/multiple-outcomes.docx
@@ -7,7 +7,7 @@
         <w:pStyle w:val="Date"/>
       </w:pPr>
       <w:r>
-        <w:t xml:space="preserve">Last modified: 2026-09-10 21:55:51 (UTC)</w:t>
+        <w:t xml:space="preserve">Last modified: 2026-09-26 05:55:30 (UTC)</w:t>
       </w:r>
     </w:p>
     <w:p>
